--- a/ТЗ (08.06) _ Часть №2 - Юрист (1).docx
+++ b/ТЗ (08.06) _ Часть №2 - Юрист (1).docx
@@ -7543,6 +7543,49 @@
           <w:szCs w:val="28"/>
         </w:rPr>
         <w:br/>
+      </w:r>
+      <w:r>
+        <w:rPr>
+          <w:rFonts w:eastAsia="Times New Roman" w:cs="Times New Roman" w:ascii="Times New Roman" w:hAnsi="Times New Roman"/>
+          <w:b w:val="false"/>
+          <w:color w:val="000000"/>
+          <w:kern w:val="0"/>
+          <w:sz w:val="28"/>
+          <w:szCs w:val="28"/>
+          <w:shd w:fill="7CFC00" w:val="clear"/>
+          <w:lang w:val="ru-RU" w:eastAsia="zh-CN" w:bidi="hi-IN"/>
+        </w:rPr>
+        <w:t>content.py/get</w:t>
+      </w:r>
+      <w:r>
+        <w:rPr>
+          <w:rFonts w:eastAsia="Times New Roman" w:cs="Times New Roman" w:ascii="Times New Roman" w:hAnsi="Times New Roman"/>
+          <w:b w:val="false"/>
+          <w:color w:val="000000"/>
+          <w:sz w:val="28"/>
+          <w:szCs w:val="28"/>
+          <w:shd w:fill="7CFC00" w:val="clear"/>
+        </w:rPr>
+        <w:t>_first_mess_lawyer</w:t>
+      </w:r>
+    </w:p>
+    <w:p>
+      <w:pPr>
+        <w:pStyle w:val="normal1"/>
+        <w:spacing w:lineRule="auto" w:line="276"/>
+        <w:jc w:val="center"/>
+        <w:rPr>
+          <w:rFonts w:ascii="Times New Roman" w:hAnsi="Times New Roman" w:eastAsia="Times New Roman" w:cs="Times New Roman"/>
+          <w:sz w:val="28"/>
+          <w:szCs w:val="28"/>
+        </w:rPr>
+      </w:pPr>
+      <w:r>
+        <w:rPr>
+          <w:rFonts w:eastAsia="Times New Roman" w:cs="Times New Roman" w:ascii="Times New Roman" w:hAnsi="Times New Roman"/>
+          <w:sz w:val="28"/>
+          <w:szCs w:val="28"/>
+        </w:rPr>
         <w:t>(которое он получает, меняется по тексту)</w:t>
       </w:r>
     </w:p>
@@ -8934,6 +8977,58 @@
         </w:rPr>
         <w:br/>
         <w:t>(которое он получает, меняется по тексту)</w:t>
+      </w:r>
+    </w:p>
+    <w:p>
+      <w:pPr>
+        <w:pStyle w:val="normal1"/>
+        <w:jc w:val="center"/>
+        <w:rPr>
+          <w:rFonts w:ascii="Times New Roman" w:hAnsi="Times New Roman" w:eastAsia="Times New Roman" w:cs="Times New Roman"/>
+          <w:b w:val="false"/>
+          <w:color w:val="000000"/>
+          <w:sz w:val="28"/>
+          <w:szCs w:val="28"/>
+          <w:highlight w:val="none"/>
+          <w:shd w:fill="7CFC00" w:val="clear"/>
+        </w:rPr>
+      </w:pPr>
+      <w:r>
+        <w:rPr>
+          <w:rFonts w:eastAsia="Times New Roman" w:cs="Times New Roman" w:ascii="Times New Roman" w:hAnsi="Times New Roman"/>
+          <w:b w:val="false"/>
+          <w:color w:val="000000"/>
+          <w:sz w:val="28"/>
+          <w:szCs w:val="28"/>
+          <w:shd w:fill="7CFC00" w:val="clear"/>
+        </w:rPr>
+        <w:t>content.py/</w:t>
+      </w:r>
+      <w:r>
+        <w:rPr>
+          <w:rFonts w:eastAsia="Times New Roman" w:cs="Times New Roman" w:ascii="Times New Roman" w:hAnsi="Times New Roman"/>
+          <w:b w:val="false"/>
+          <w:color w:val="000000"/>
+          <w:sz w:val="28"/>
+          <w:szCs w:val="28"/>
+          <w:shd w:fill="7CFC00" w:val="clear"/>
+        </w:rPr>
+        <w:t>get_sales_training_info_text</w:t>
+      </w:r>
+    </w:p>
+    <w:p>
+      <w:pPr>
+        <w:pStyle w:val="normal1"/>
+        <w:spacing w:lineRule="auto" w:line="276"/>
+        <w:jc w:val="center"/>
+        <w:rPr>
+          <w:rFonts w:ascii="Times New Roman" w:hAnsi="Times New Roman" w:eastAsia="Times New Roman" w:cs="Times New Roman"/>
+          <w:sz w:val="28"/>
+          <w:szCs w:val="28"/>
+        </w:rPr>
+      </w:pPr>
+      <w:r>
+        <w:rPr/>
       </w:r>
     </w:p>
     <w:p>
@@ -9456,7 +9551,44 @@
           <w:szCs w:val="28"/>
         </w:rPr>
         <w:br/>
-        <w:t>(то же, без изменения)</w:t>
+        <w:t xml:space="preserve">(то же, без изменения) </w:t>
+      </w:r>
+      <w:r>
+        <w:rPr>
+          <w:rFonts w:eastAsia="Times New Roman" w:cs="Times New Roman" w:ascii="Times New Roman" w:hAnsi="Times New Roman"/>
+          <w:b w:val="false"/>
+          <w:color w:val="000000"/>
+          <w:sz w:val="28"/>
+          <w:szCs w:val="28"/>
+          <w:shd w:fill="7CFC00" w:val="clear"/>
+        </w:rPr>
+        <w:t>content.py/</w:t>
+      </w:r>
+      <w:r>
+        <w:rPr>
+          <w:rFonts w:eastAsia="Times New Roman" w:cs="Times New Roman" w:ascii="Times New Roman" w:hAnsi="Times New Roman"/>
+          <w:b w:val="false"/>
+          <w:color w:val="000000"/>
+          <w:sz w:val="28"/>
+          <w:szCs w:val="28"/>
+          <w:shd w:fill="7CFC00" w:val="clear"/>
+        </w:rPr>
+        <w:t>get_first_day_congrats_text</w:t>
+      </w:r>
+    </w:p>
+    <w:p>
+      <w:pPr>
+        <w:pStyle w:val="normal1"/>
+        <w:spacing w:lineRule="auto" w:line="276"/>
+        <w:jc w:val="center"/>
+        <w:rPr>
+          <w:rFonts w:ascii="Times New Roman" w:hAnsi="Times New Roman" w:eastAsia="Times New Roman" w:cs="Times New Roman"/>
+          <w:sz w:val="28"/>
+          <w:szCs w:val="28"/>
+        </w:rPr>
+      </w:pPr>
+      <w:r>
+        <w:rPr/>
       </w:r>
     </w:p>
     <w:p>
@@ -9894,7 +10026,35 @@
           <w:szCs w:val="28"/>
         </w:rPr>
         <w:br/>
-        <w:t>(то же, без изменения)</w:t>
+        <w:t xml:space="preserve">(то же, без изменения) </w:t>
+      </w:r>
+      <w:r>
+        <w:rPr>
+          <w:rFonts w:eastAsia="Times New Roman" w:cs="Times New Roman" w:ascii="Times New Roman" w:hAnsi="Times New Roman"/>
+          <w:b w:val="false"/>
+          <w:color w:val="000000"/>
+          <w:kern w:val="0"/>
+          <w:sz w:val="28"/>
+          <w:szCs w:val="28"/>
+          <w:shd w:fill="7CFC00" w:val="clear"/>
+          <w:lang w:val="ru-RU" w:eastAsia="zh-CN" w:bidi="hi-IN"/>
+        </w:rPr>
+        <w:t>content.py/get_training_step_3_text</w:t>
+      </w:r>
+    </w:p>
+    <w:p>
+      <w:pPr>
+        <w:pStyle w:val="normal1"/>
+        <w:spacing w:lineRule="auto" w:line="276"/>
+        <w:jc w:val="center"/>
+        <w:rPr>
+          <w:rFonts w:ascii="Times New Roman" w:hAnsi="Times New Roman" w:eastAsia="Times New Roman" w:cs="Times New Roman"/>
+          <w:sz w:val="28"/>
+          <w:szCs w:val="28"/>
+        </w:rPr>
+      </w:pPr>
+      <w:r>
+        <w:rPr/>
       </w:r>
     </w:p>
     <w:p>
@@ -10433,19 +10593,55 @@
     <w:p>
       <w:pPr>
         <w:pStyle w:val="normal1"/>
+        <w:spacing w:lineRule="auto" w:line="276"/>
         <w:jc w:val="center"/>
         <w:rPr>
           <w:rFonts w:ascii="Times New Roman" w:hAnsi="Times New Roman" w:eastAsia="Times New Roman" w:cs="Times New Roman"/>
-          <w:sz w:val="28"/>
-          <w:szCs w:val="28"/>
-        </w:rPr>
-      </w:pPr>
-      <w:r>
-        <w:rPr>
-          <w:rFonts w:eastAsia="Times New Roman" w:cs="Times New Roman" w:ascii="Times New Roman" w:hAnsi="Times New Roman"/>
-          <w:sz w:val="28"/>
-          <w:szCs w:val="28"/>
-        </w:rPr>
+          <w:b/>
+          <w:bCs/>
+          <w:sz w:val="32"/>
+          <w:szCs w:val="32"/>
+        </w:rPr>
+      </w:pPr>
+      <w:r>
+        <w:rPr/>
+      </w:r>
+    </w:p>
+    <w:p>
+      <w:pPr>
+        <w:pStyle w:val="normal1"/>
+        <w:jc w:val="center"/>
+        <w:rPr>
+          <w:rFonts w:ascii="Times New Roman" w:hAnsi="Times New Roman" w:eastAsia="Times New Roman" w:cs="Times New Roman"/>
+          <w:b w:val="false"/>
+          <w:color w:val="000000"/>
+          <w:sz w:val="28"/>
+          <w:szCs w:val="28"/>
+          <w:highlight w:val="none"/>
+          <w:shd w:fill="7CFC00" w:val="clear"/>
+        </w:rPr>
+      </w:pPr>
+      <w:r>
+        <w:rPr>
+          <w:rFonts w:eastAsia="Times New Roman" w:cs="Times New Roman" w:ascii="Times New Roman" w:hAnsi="Times New Roman"/>
+          <w:b w:val="false"/>
+          <w:color w:val="000000"/>
+          <w:sz w:val="28"/>
+          <w:szCs w:val="28"/>
+          <w:shd w:fill="7CFC00" w:val="clear"/>
+        </w:rPr>
+        <w:t>content.py/</w:t>
+      </w:r>
+      <w:r>
+        <w:rPr>
+          <w:rFonts w:eastAsia="Times New Roman" w:cs="Times New Roman" w:ascii="Times New Roman" w:hAnsi="Times New Roman"/>
+          <w:b w:val="false"/>
+          <w:color w:val="000000"/>
+          <w:sz w:val="28"/>
+          <w:szCs w:val="28"/>
+          <w:shd w:fill="7CFC00" w:val="clear"/>
+        </w:rPr>
+        <w:t>table_of_content_lawyer</w:t>
       </w:r>
     </w:p>
     <w:p>
@@ -10861,19 +11057,27 @@
     <w:p>
       <w:pPr>
         <w:pStyle w:val="normal1"/>
-        <w:jc w:val="left"/>
-        <w:rPr>
-          <w:rFonts w:ascii="Times New Roman" w:hAnsi="Times New Roman" w:eastAsia="Times New Roman" w:cs="Times New Roman"/>
-          <w:sz w:val="28"/>
-          <w:szCs w:val="28"/>
-        </w:rPr>
-      </w:pPr>
-      <w:r>
-        <w:rPr>
-          <w:rFonts w:eastAsia="Times New Roman" w:cs="Times New Roman" w:ascii="Times New Roman" w:hAnsi="Times New Roman"/>
-          <w:sz w:val="28"/>
-          <w:szCs w:val="28"/>
-        </w:rPr>
+        <w:jc w:val="center"/>
+        <w:rPr>
+          <w:rFonts w:ascii="Times New Roman" w:hAnsi="Times New Roman" w:eastAsia="Times New Roman" w:cs="Times New Roman"/>
+          <w:b w:val="false"/>
+          <w:color w:val="000000"/>
+          <w:sz w:val="28"/>
+          <w:szCs w:val="28"/>
+          <w:highlight w:val="none"/>
+          <w:shd w:fill="7CFC00" w:val="clear"/>
+        </w:rPr>
+      </w:pPr>
+      <w:r>
+        <w:rPr>
+          <w:rFonts w:eastAsia="Times New Roman" w:cs="Times New Roman" w:ascii="Times New Roman" w:hAnsi="Times New Roman"/>
+          <w:b w:val="false"/>
+          <w:color w:val="000000"/>
+          <w:sz w:val="28"/>
+          <w:szCs w:val="28"/>
+          <w:shd w:fill="7CFC00" w:val="clear"/>
+        </w:rPr>
+        <w:t>Задержка 15 секунд</w:t>
       </w:r>
     </w:p>
     <w:p>
@@ -11124,13 +11328,50 @@
         </w:rPr>
         <w:t>Сообщение №9</w:t>
       </w:r>
-      <w:r>
-        <w:rPr>
-          <w:rFonts w:eastAsia="Times New Roman" w:cs="Times New Roman" w:ascii="Times New Roman" w:hAnsi="Times New Roman"/>
-          <w:sz w:val="28"/>
-          <w:szCs w:val="28"/>
-        </w:rPr>
-        <w:br/>
+    </w:p>
+    <w:p>
+      <w:pPr>
+        <w:pStyle w:val="normal1"/>
+        <w:jc w:val="center"/>
+        <w:rPr>
+          <w:rFonts w:ascii="Times New Roman" w:hAnsi="Times New Roman" w:eastAsia="Times New Roman" w:cs="Times New Roman"/>
+          <w:b w:val="false"/>
+          <w:color w:val="000000"/>
+          <w:sz w:val="28"/>
+          <w:szCs w:val="28"/>
+          <w:highlight w:val="none"/>
+          <w:shd w:fill="7CFC00" w:val="clear"/>
+        </w:rPr>
+      </w:pPr>
+      <w:r>
+        <w:rPr>
+          <w:rFonts w:eastAsia="Times New Roman" w:cs="Times New Roman" w:ascii="Times New Roman" w:hAnsi="Times New Roman"/>
+          <w:b w:val="false"/>
+          <w:color w:val="000000"/>
+          <w:sz w:val="28"/>
+          <w:szCs w:val="28"/>
+          <w:shd w:fill="7CFC00" w:val="clear"/>
+        </w:rPr>
+        <w:t>content.py/get_block1_intro_text_lawyer</w:t>
+      </w:r>
+    </w:p>
+    <w:p>
+      <w:pPr>
+        <w:pStyle w:val="normal1"/>
+        <w:spacing w:lineRule="auto" w:line="276"/>
+        <w:jc w:val="center"/>
+        <w:rPr>
+          <w:rFonts w:ascii="Times New Roman" w:hAnsi="Times New Roman" w:eastAsia="Times New Roman" w:cs="Times New Roman"/>
+          <w:sz w:val="28"/>
+          <w:szCs w:val="28"/>
+        </w:rPr>
+      </w:pPr>
+      <w:r>
+        <w:rPr>
+          <w:rFonts w:eastAsia="Times New Roman" w:cs="Times New Roman" w:ascii="Times New Roman" w:hAnsi="Times New Roman"/>
+          <w:sz w:val="28"/>
+          <w:szCs w:val="28"/>
+        </w:rPr>
         <w:t>(новое)</w:t>
       </w:r>
     </w:p>
@@ -11470,13 +11711,61 @@
         </w:rPr>
         <w:t>Сообщение №10</w:t>
       </w:r>
-      <w:r>
-        <w:rPr>
-          <w:rFonts w:eastAsia="Times New Roman" w:cs="Times New Roman" w:ascii="Times New Roman" w:hAnsi="Times New Roman"/>
-          <w:sz w:val="28"/>
-          <w:szCs w:val="28"/>
-        </w:rPr>
-        <w:br/>
+    </w:p>
+    <w:p>
+      <w:pPr>
+        <w:pStyle w:val="normal1"/>
+        <w:jc w:val="center"/>
+        <w:rPr>
+          <w:rFonts w:ascii="Times New Roman" w:hAnsi="Times New Roman" w:eastAsia="Times New Roman" w:cs="Times New Roman"/>
+          <w:b w:val="false"/>
+          <w:color w:val="000000"/>
+          <w:sz w:val="28"/>
+          <w:szCs w:val="28"/>
+          <w:highlight w:val="none"/>
+          <w:shd w:fill="7CFC00" w:val="clear"/>
+        </w:rPr>
+      </w:pPr>
+      <w:r>
+        <w:rPr>
+          <w:rFonts w:eastAsia="Times New Roman" w:cs="Times New Roman" w:ascii="Times New Roman" w:hAnsi="Times New Roman"/>
+          <w:b w:val="false"/>
+          <w:color w:val="000000"/>
+          <w:sz w:val="28"/>
+          <w:szCs w:val="28"/>
+          <w:shd w:fill="7CFC00" w:val="clear"/>
+        </w:rPr>
+        <w:t>content.py/</w:t>
+      </w:r>
+      <w:r>
+        <w:rPr>
+          <w:rFonts w:eastAsia="Times New Roman" w:cs="Times New Roman" w:ascii="Times New Roman" w:hAnsi="Times New Roman"/>
+          <w:b w:val="false"/>
+          <w:color w:val="000000"/>
+          <w:sz w:val="28"/>
+          <w:szCs w:val="28"/>
+          <w:shd w:fill="7CFC00" w:val="clear"/>
+        </w:rPr>
+        <w:t>get_text_to_test_block_1_lawyer</w:t>
+      </w:r>
+    </w:p>
+    <w:p>
+      <w:pPr>
+        <w:pStyle w:val="normal1"/>
+        <w:spacing w:lineRule="auto" w:line="276"/>
+        <w:jc w:val="center"/>
+        <w:rPr>
+          <w:rFonts w:ascii="Times New Roman" w:hAnsi="Times New Roman" w:eastAsia="Times New Roman" w:cs="Times New Roman"/>
+          <w:sz w:val="28"/>
+          <w:szCs w:val="28"/>
+        </w:rPr>
+      </w:pPr>
+      <w:r>
+        <w:rPr>
+          <w:rFonts w:eastAsia="Times New Roman" w:cs="Times New Roman" w:ascii="Times New Roman" w:hAnsi="Times New Roman"/>
+          <w:sz w:val="28"/>
+          <w:szCs w:val="28"/>
+        </w:rPr>
         <w:t>(новое)</w:t>
       </w:r>
     </w:p>
@@ -11911,6 +12200,43 @@
         </w:rPr>
         <w:t>Тестирование</w:t>
       </w:r>
+    </w:p>
+    <w:p>
+      <w:pPr>
+        <w:pStyle w:val="normal1"/>
+        <w:jc w:val="center"/>
+        <w:rPr>
+          <w:rFonts w:ascii="Times New Roman" w:hAnsi="Times New Roman" w:eastAsia="Times New Roman" w:cs="Times New Roman"/>
+          <w:b w:val="false"/>
+          <w:color w:val="000000"/>
+          <w:sz w:val="28"/>
+          <w:szCs w:val="28"/>
+          <w:highlight w:val="none"/>
+          <w:shd w:fill="7CFC00" w:val="clear"/>
+        </w:rPr>
+      </w:pPr>
+      <w:r>
+        <w:rPr>
+          <w:rFonts w:eastAsia="Times New Roman" w:cs="Times New Roman" w:ascii="Times New Roman" w:hAnsi="Times New Roman"/>
+          <w:b w:val="false"/>
+          <w:color w:val="000000"/>
+          <w:sz w:val="28"/>
+          <w:szCs w:val="28"/>
+          <w:shd w:fill="7CFC00" w:val="clear"/>
+        </w:rPr>
+        <w:t>test_utils.py/get_final_test_block_1_lawyer</w:t>
+      </w:r>
+    </w:p>
+    <w:p>
+      <w:pPr>
+        <w:pStyle w:val="normal1"/>
+        <w:jc w:val="center"/>
+        <w:rPr>
+          <w:rFonts w:ascii="Times New Roman" w:hAnsi="Times New Roman" w:eastAsia="Times New Roman" w:cs="Times New Roman"/>
+          <w:sz w:val="24"/>
+          <w:szCs w:val="24"/>
+        </w:rPr>
+      </w:pPr>
       <w:r>
         <w:rPr>
           <w:rFonts w:eastAsia="Times New Roman" w:cs="Times New Roman" w:ascii="Times New Roman" w:hAnsi="Times New Roman"/>
@@ -11919,34 +12245,6 @@
         </w:rPr>
         <w:br/>
       </w:r>
-    </w:p>
-    <w:p>
-      <w:pPr>
-        <w:pStyle w:val="normal1"/>
-        <w:rPr>
-          <w:rFonts w:ascii="Times New Roman" w:hAnsi="Times New Roman" w:eastAsia="Times New Roman" w:cs="Times New Roman"/>
-          <w:sz w:val="24"/>
-          <w:szCs w:val="24"/>
-        </w:rPr>
-      </w:pPr>
-      <w:r>
-        <w:rPr>
-          <w:rFonts w:eastAsia="Times New Roman" w:cs="Times New Roman" w:ascii="Times New Roman" w:hAnsi="Times New Roman"/>
-          <w:sz w:val="24"/>
-          <w:szCs w:val="24"/>
-        </w:rPr>
-      </w:r>
-    </w:p>
-    <w:p>
-      <w:pPr>
-        <w:pStyle w:val="normal1"/>
-        <w:jc w:val="center"/>
-        <w:rPr>
-          <w:rFonts w:ascii="Times New Roman" w:hAnsi="Times New Roman" w:eastAsia="Times New Roman" w:cs="Times New Roman"/>
-          <w:sz w:val="24"/>
-          <w:szCs w:val="24"/>
-        </w:rPr>
-      </w:pPr>
       <w:r>
         <w:rPr>
           <w:rFonts w:eastAsia="Times New Roman" w:cs="Times New Roman" w:ascii="Times New Roman" w:hAnsi="Times New Roman"/>
@@ -15719,6 +16017,51 @@
           <w:szCs w:val="28"/>
         </w:rPr>
         <w:br/>
+      </w:r>
+      <w:r>
+        <w:rPr>
+          <w:rFonts w:eastAsia="Times New Roman" w:cs="Times New Roman" w:ascii="Times New Roman" w:hAnsi="Times New Roman"/>
+          <w:b w:val="false"/>
+          <w:color w:val="000000"/>
+          <w:kern w:val="0"/>
+          <w:sz w:val="28"/>
+          <w:szCs w:val="28"/>
+          <w:shd w:fill="00FA9A" w:val="clear"/>
+          <w:lang w:val="ru-RU" w:eastAsia="zh-CN" w:bidi="hi-IN"/>
+        </w:rPr>
+        <w:t>content.py/g</w:t>
+      </w:r>
+      <w:r>
+        <w:rPr>
+          <w:rFonts w:eastAsia="Times New Roman" w:cs="Times New Roman" w:ascii="Times New Roman" w:hAnsi="Times New Roman"/>
+          <w:b w:val="false"/>
+          <w:color w:val="000000"/>
+          <w:sz w:val="28"/>
+          <w:szCs w:val="28"/>
+          <w:shd w:fill="00FA9A" w:val="clear"/>
+        </w:rPr>
+        <w:t>et_block2_intro_text_lawyer</w:t>
+      </w:r>
+    </w:p>
+    <w:p>
+      <w:pPr>
+        <w:pStyle w:val="normal1"/>
+        <w:spacing w:lineRule="auto" w:line="276"/>
+        <w:jc w:val="center"/>
+        <w:rPr>
+          <w:rFonts w:ascii="Times New Roman" w:hAnsi="Times New Roman" w:eastAsia="Times New Roman" w:cs="Times New Roman"/>
+          <w:b/>
+          <w:bCs/>
+          <w:sz w:val="32"/>
+          <w:szCs w:val="32"/>
+        </w:rPr>
+      </w:pPr>
+      <w:r>
+        <w:rPr>
+          <w:rFonts w:eastAsia="Times New Roman" w:cs="Times New Roman" w:ascii="Times New Roman" w:hAnsi="Times New Roman"/>
+          <w:sz w:val="28"/>
+          <w:szCs w:val="28"/>
+        </w:rPr>
         <w:t>(новое)</w:t>
       </w:r>
     </w:p>
@@ -16162,13 +16505,52 @@
         </w:rPr>
         <w:t>Сообщение №13</w:t>
       </w:r>
-      <w:r>
-        <w:rPr>
-          <w:rFonts w:eastAsia="Times New Roman" w:cs="Times New Roman" w:ascii="Times New Roman" w:hAnsi="Times New Roman"/>
-          <w:sz w:val="28"/>
-          <w:szCs w:val="28"/>
-        </w:rPr>
-        <w:br/>
+    </w:p>
+    <w:p>
+      <w:pPr>
+        <w:pStyle w:val="normal1"/>
+        <w:jc w:val="center"/>
+        <w:rPr>
+          <w:rFonts w:ascii="Times New Roman" w:hAnsi="Times New Roman" w:eastAsia="Times New Roman" w:cs="Times New Roman"/>
+          <w:b w:val="false"/>
+          <w:color w:val="000000"/>
+          <w:sz w:val="28"/>
+          <w:szCs w:val="28"/>
+          <w:highlight w:val="none"/>
+          <w:shd w:fill="00FA9A" w:val="clear"/>
+        </w:rPr>
+      </w:pPr>
+      <w:r>
+        <w:rPr>
+          <w:rFonts w:eastAsia="Times New Roman" w:cs="Times New Roman" w:ascii="Times New Roman" w:hAnsi="Times New Roman"/>
+          <w:b w:val="false"/>
+          <w:color w:val="000000"/>
+          <w:sz w:val="28"/>
+          <w:szCs w:val="28"/>
+          <w:shd w:fill="00FA9A" w:val="clear"/>
+        </w:rPr>
+        <w:t>content.py/get_block2_section_1_intro_text_lawyer</w:t>
+      </w:r>
+    </w:p>
+    <w:p>
+      <w:pPr>
+        <w:pStyle w:val="normal1"/>
+        <w:spacing w:lineRule="auto" w:line="276"/>
+        <w:jc w:val="center"/>
+        <w:rPr>
+          <w:rFonts w:ascii="Times New Roman" w:hAnsi="Times New Roman" w:eastAsia="Times New Roman" w:cs="Times New Roman"/>
+          <w:b/>
+          <w:bCs/>
+          <w:sz w:val="32"/>
+          <w:szCs w:val="32"/>
+        </w:rPr>
+      </w:pPr>
+      <w:r>
+        <w:rPr>
+          <w:rFonts w:eastAsia="Times New Roman" w:cs="Times New Roman" w:ascii="Times New Roman" w:hAnsi="Times New Roman"/>
+          <w:sz w:val="28"/>
+          <w:szCs w:val="28"/>
+        </w:rPr>
         <w:t>(новое)</w:t>
       </w:r>
     </w:p>
@@ -16728,13 +17110,50 @@
         </w:rPr>
         <w:t>Сообщение №15</w:t>
       </w:r>
-      <w:r>
-        <w:rPr>
-          <w:rFonts w:eastAsia="Times New Roman" w:cs="Times New Roman" w:ascii="Times New Roman" w:hAnsi="Times New Roman"/>
-          <w:sz w:val="28"/>
-          <w:szCs w:val="28"/>
-        </w:rPr>
-        <w:br/>
+    </w:p>
+    <w:p>
+      <w:pPr>
+        <w:pStyle w:val="normal1"/>
+        <w:jc w:val="center"/>
+        <w:rPr>
+          <w:rFonts w:ascii="Times New Roman" w:hAnsi="Times New Roman" w:eastAsia="Times New Roman" w:cs="Times New Roman"/>
+          <w:b w:val="false"/>
+          <w:color w:val="000000"/>
+          <w:sz w:val="28"/>
+          <w:szCs w:val="28"/>
+          <w:highlight w:val="none"/>
+          <w:shd w:fill="00FA9A" w:val="clear"/>
+        </w:rPr>
+      </w:pPr>
+      <w:r>
+        <w:rPr>
+          <w:rFonts w:eastAsia="Times New Roman" w:cs="Times New Roman" w:ascii="Times New Roman" w:hAnsi="Times New Roman"/>
+          <w:b w:val="false"/>
+          <w:color w:val="000000"/>
+          <w:sz w:val="28"/>
+          <w:szCs w:val="28"/>
+          <w:shd w:fill="00FA9A" w:val="clear"/>
+        </w:rPr>
+        <w:t>content.py/get_block2_section_2_intro_text_lawyer</w:t>
+      </w:r>
+    </w:p>
+    <w:p>
+      <w:pPr>
+        <w:pStyle w:val="normal1"/>
+        <w:spacing w:lineRule="auto" w:line="276"/>
+        <w:jc w:val="center"/>
+        <w:rPr>
+          <w:rFonts w:ascii="Times New Roman" w:hAnsi="Times New Roman" w:eastAsia="Times New Roman" w:cs="Times New Roman"/>
+          <w:sz w:val="28"/>
+          <w:szCs w:val="28"/>
+        </w:rPr>
+      </w:pPr>
+      <w:r>
+        <w:rPr>
+          <w:rFonts w:eastAsia="Times New Roman" w:cs="Times New Roman" w:ascii="Times New Roman" w:hAnsi="Times New Roman"/>
+          <w:sz w:val="28"/>
+          <w:szCs w:val="28"/>
+        </w:rPr>
         <w:t>(новое)</w:t>
       </w:r>
     </w:p>
@@ -17013,6 +17432,44 @@
         </w:rPr>
         <w:t>Сообщение №16</w:t>
       </w:r>
+    </w:p>
+    <w:p>
+      <w:pPr>
+        <w:pStyle w:val="normal1"/>
+        <w:jc w:val="center"/>
+        <w:rPr>
+          <w:rFonts w:ascii="Times New Roman" w:hAnsi="Times New Roman" w:eastAsia="Times New Roman" w:cs="Times New Roman"/>
+          <w:b w:val="false"/>
+          <w:color w:val="000000"/>
+          <w:sz w:val="28"/>
+          <w:szCs w:val="28"/>
+          <w:highlight w:val="none"/>
+          <w:shd w:fill="00FA9A" w:val="clear"/>
+        </w:rPr>
+      </w:pPr>
+      <w:r>
+        <w:rPr>
+          <w:rFonts w:eastAsia="Times New Roman" w:cs="Times New Roman" w:ascii="Times New Roman" w:hAnsi="Times New Roman"/>
+          <w:b w:val="false"/>
+          <w:color w:val="000000"/>
+          <w:sz w:val="28"/>
+          <w:szCs w:val="28"/>
+          <w:shd w:fill="00FA9A" w:val="clear"/>
+        </w:rPr>
+        <w:t>content.py/get_text_to_test_block_1_lawyer</w:t>
+      </w:r>
+    </w:p>
+    <w:p>
+      <w:pPr>
+        <w:pStyle w:val="normal1"/>
+        <w:spacing w:lineRule="auto" w:line="276"/>
+        <w:jc w:val="center"/>
+        <w:rPr>
+          <w:rFonts w:ascii="Times New Roman" w:hAnsi="Times New Roman" w:eastAsia="Times New Roman" w:cs="Times New Roman"/>
+          <w:sz w:val="28"/>
+          <w:szCs w:val="28"/>
+        </w:rPr>
+      </w:pPr>
       <w:r>
         <w:rPr>
           <w:rFonts w:eastAsia="Times New Roman" w:cs="Times New Roman" w:ascii="Times New Roman" w:hAnsi="Times New Roman"/>
@@ -17459,6 +17916,53 @@
     <w:p>
       <w:pPr>
         <w:pStyle w:val="normal1"/>
+        <w:jc w:val="center"/>
+        <w:rPr>
+          <w:rFonts w:ascii="Times New Roman" w:hAnsi="Times New Roman" w:eastAsia="Times New Roman" w:cs="Times New Roman"/>
+          <w:b w:val="false"/>
+          <w:color w:val="000000"/>
+          <w:sz w:val="28"/>
+          <w:szCs w:val="28"/>
+          <w:highlight w:val="none"/>
+          <w:shd w:fill="00FA9A" w:val="clear"/>
+        </w:rPr>
+      </w:pPr>
+      <w:r>
+        <w:rPr>
+          <w:rFonts w:eastAsia="Times New Roman" w:cs="Times New Roman" w:ascii="Times New Roman" w:hAnsi="Times New Roman"/>
+          <w:b w:val="false"/>
+          <w:color w:val="000000"/>
+          <w:sz w:val="28"/>
+          <w:szCs w:val="28"/>
+          <w:shd w:fill="00FA9A" w:val="clear"/>
+        </w:rPr>
+        <w:t>test_utils.py/</w:t>
+      </w:r>
+      <w:r>
+        <w:rPr>
+          <w:rFonts w:eastAsia="Times New Roman" w:cs="Times New Roman" w:ascii="Times New Roman" w:hAnsi="Times New Roman"/>
+          <w:b w:val="false"/>
+          <w:color w:val="000000"/>
+          <w:sz w:val="28"/>
+          <w:szCs w:val="28"/>
+          <w:shd w:fill="00FA9A" w:val="clear"/>
+        </w:rPr>
+        <w:t>get_final_test_block_2_lawyer</w:t>
+      </w:r>
+    </w:p>
+    <w:p>
+      <w:pPr>
+        <w:pStyle w:val="normal1"/>
+        <w:jc w:val="center"/>
+        <w:rPr/>
+      </w:pPr>
+      <w:r>
+        <w:rPr/>
+      </w:r>
+    </w:p>
+    <w:p>
+      <w:pPr>
+        <w:pStyle w:val="normal1"/>
         <w:rPr>
           <w:rFonts w:ascii="Times New Roman" w:hAnsi="Times New Roman" w:eastAsia="Times New Roman" w:cs="Times New Roman"/>
           <w:sz w:val="24"/>
@@ -21280,13 +21784,52 @@
         </w:rPr>
         <w:t>Сообщение №18</w:t>
       </w:r>
-      <w:r>
-        <w:rPr>
-          <w:rFonts w:eastAsia="Times New Roman" w:cs="Times New Roman" w:ascii="Times New Roman" w:hAnsi="Times New Roman"/>
-          <w:sz w:val="28"/>
-          <w:szCs w:val="28"/>
-        </w:rPr>
-        <w:br/>
+    </w:p>
+    <w:p>
+      <w:pPr>
+        <w:pStyle w:val="normal1"/>
+        <w:jc w:val="center"/>
+        <w:rPr>
+          <w:rFonts w:ascii="Times New Roman" w:hAnsi="Times New Roman" w:eastAsia="Times New Roman" w:cs="Times New Roman"/>
+          <w:b w:val="false"/>
+          <w:color w:val="000000"/>
+          <w:sz w:val="28"/>
+          <w:szCs w:val="28"/>
+          <w:highlight w:val="none"/>
+          <w:shd w:fill="00FA9A" w:val="clear"/>
+        </w:rPr>
+      </w:pPr>
+      <w:r>
+        <w:rPr>
+          <w:rFonts w:eastAsia="Times New Roman" w:cs="Times New Roman" w:ascii="Times New Roman" w:hAnsi="Times New Roman"/>
+          <w:b w:val="false"/>
+          <w:color w:val="000000"/>
+          <w:sz w:val="28"/>
+          <w:szCs w:val="28"/>
+          <w:shd w:fill="00FA9A" w:val="clear"/>
+        </w:rPr>
+        <w:t>content.py/get_block3_intro_text_lawyer</w:t>
+      </w:r>
+    </w:p>
+    <w:p>
+      <w:pPr>
+        <w:pStyle w:val="normal1"/>
+        <w:spacing w:lineRule="auto" w:line="276"/>
+        <w:jc w:val="center"/>
+        <w:rPr>
+          <w:rFonts w:ascii="Times New Roman" w:hAnsi="Times New Roman" w:eastAsia="Times New Roman" w:cs="Times New Roman"/>
+          <w:b/>
+          <w:bCs/>
+          <w:sz w:val="32"/>
+          <w:szCs w:val="32"/>
+        </w:rPr>
+      </w:pPr>
+      <w:r>
+        <w:rPr>
+          <w:rFonts w:eastAsia="Times New Roman" w:cs="Times New Roman" w:ascii="Times New Roman" w:hAnsi="Times New Roman"/>
+          <w:sz w:val="28"/>
+          <w:szCs w:val="28"/>
+        </w:rPr>
         <w:t>(новое)</w:t>
       </w:r>
     </w:p>
@@ -21642,6 +22185,42 @@
         </w:rPr>
         <w:t>Сообщение №19</w:t>
       </w:r>
+    </w:p>
+    <w:p>
+      <w:pPr>
+        <w:pStyle w:val="normal1"/>
+        <w:spacing w:lineRule="auto" w:line="276"/>
+        <w:jc w:val="center"/>
+        <w:rPr>
+          <w:rFonts w:ascii="Times New Roman" w:hAnsi="Times New Roman" w:eastAsia="Times New Roman" w:cs="Times New Roman"/>
+          <w:sz w:val="28"/>
+          <w:szCs w:val="28"/>
+        </w:rPr>
+      </w:pPr>
+      <w:r>
+        <w:rPr>
+          <w:rFonts w:eastAsia="Times New Roman" w:cs="Times New Roman" w:ascii="Times New Roman" w:hAnsi="Times New Roman"/>
+          <w:b w:val="false"/>
+          <w:bCs/>
+          <w:color w:val="000000"/>
+          <w:sz w:val="28"/>
+          <w:szCs w:val="28"/>
+          <w:shd w:fill="7CFC00" w:val="clear"/>
+        </w:rPr>
+        <w:t>content.py/</w:t>
+      </w:r>
+      <w:r>
+        <w:rPr>
+          <w:rFonts w:eastAsia="Times New Roman" w:cs="Times New Roman" w:ascii="Times New Roman" w:hAnsi="Times New Roman"/>
+          <w:b w:val="false"/>
+          <w:bCs/>
+          <w:color w:val="000000"/>
+          <w:sz w:val="28"/>
+          <w:szCs w:val="28"/>
+          <w:shd w:fill="7CFC00" w:val="clear"/>
+        </w:rPr>
+        <w:t>get_text_to_test_block_1_lawyer</w:t>
+      </w:r>
       <w:r>
         <w:rPr>
           <w:rFonts w:eastAsia="Times New Roman" w:cs="Times New Roman" w:ascii="Times New Roman" w:hAnsi="Times New Roman"/>
@@ -22104,10 +22683,25 @@
         </w:rPr>
         <w:br/>
       </w:r>
-    </w:p>
-    <w:p>
-      <w:pPr>
-        <w:pStyle w:val="normal1"/>
+      <w:r>
+        <w:rPr>
+          <w:rFonts w:eastAsia="Times New Roman" w:cs="Times New Roman" w:ascii="Times New Roman" w:hAnsi="Times New Roman"/>
+          <w:b w:val="false"/>
+          <w:bCs/>
+          <w:color w:val="000000"/>
+          <w:kern w:val="0"/>
+          <w:sz w:val="28"/>
+          <w:szCs w:val="28"/>
+          <w:shd w:fill="7CFC00" w:val="clear"/>
+          <w:lang w:val="ru-RU" w:eastAsia="zh-CN" w:bidi="hi-IN"/>
+        </w:rPr>
+        <w:t>test_utils/get_final_test_block_3_lawyer</w:t>
+      </w:r>
+    </w:p>
+    <w:p>
+      <w:pPr>
+        <w:pStyle w:val="normal1"/>
+        <w:jc w:val="center"/>
         <w:rPr>
           <w:rFonts w:ascii="Times New Roman" w:hAnsi="Times New Roman" w:eastAsia="Times New Roman" w:cs="Times New Roman"/>
           <w:sz w:val="24"/>
@@ -25678,13 +26272,54 @@
         </w:rPr>
         <w:t>Сообщение №21</w:t>
       </w:r>
-      <w:r>
-        <w:rPr>
-          <w:rFonts w:eastAsia="Times New Roman" w:cs="Times New Roman" w:ascii="Times New Roman" w:hAnsi="Times New Roman"/>
-          <w:sz w:val="28"/>
-          <w:szCs w:val="28"/>
-        </w:rPr>
-        <w:br/>
+    </w:p>
+    <w:p>
+      <w:pPr>
+        <w:pStyle w:val="normal1"/>
+        <w:jc w:val="center"/>
+        <w:rPr>
+          <w:rFonts w:ascii="Times New Roman" w:hAnsi="Times New Roman" w:eastAsia="Times New Roman" w:cs="Times New Roman"/>
+          <w:b w:val="false"/>
+          <w:bCs/>
+          <w:color w:val="000000"/>
+          <w:sz w:val="28"/>
+          <w:szCs w:val="28"/>
+          <w:highlight w:val="none"/>
+          <w:shd w:fill="7CFC00" w:val="clear"/>
+        </w:rPr>
+      </w:pPr>
+      <w:r>
+        <w:rPr>
+          <w:rFonts w:eastAsia="Times New Roman" w:cs="Times New Roman" w:ascii="Times New Roman" w:hAnsi="Times New Roman"/>
+          <w:b w:val="false"/>
+          <w:bCs/>
+          <w:color w:val="000000"/>
+          <w:sz w:val="28"/>
+          <w:szCs w:val="28"/>
+          <w:shd w:fill="7CFC00" w:val="clear"/>
+        </w:rPr>
+        <w:t>content.py/get_block4_intro_text_lawyer</w:t>
+      </w:r>
+    </w:p>
+    <w:p>
+      <w:pPr>
+        <w:pStyle w:val="normal1"/>
+        <w:spacing w:lineRule="auto" w:line="276"/>
+        <w:jc w:val="center"/>
+        <w:rPr>
+          <w:rFonts w:ascii="Times New Roman" w:hAnsi="Times New Roman" w:eastAsia="Times New Roman" w:cs="Times New Roman"/>
+          <w:b/>
+          <w:bCs/>
+          <w:sz w:val="32"/>
+          <w:szCs w:val="32"/>
+        </w:rPr>
+      </w:pPr>
+      <w:r>
+        <w:rPr>
+          <w:rFonts w:eastAsia="Times New Roman" w:cs="Times New Roman" w:ascii="Times New Roman" w:hAnsi="Times New Roman"/>
+          <w:sz w:val="28"/>
+          <w:szCs w:val="28"/>
+        </w:rPr>
         <w:t>(новое)</w:t>
       </w:r>
     </w:p>
@@ -26057,6 +26692,42 @@
         </w:rPr>
         <w:t>Сообщение №22</w:t>
       </w:r>
+    </w:p>
+    <w:p>
+      <w:pPr>
+        <w:pStyle w:val="normal1"/>
+        <w:spacing w:lineRule="auto" w:line="276"/>
+        <w:jc w:val="center"/>
+        <w:rPr>
+          <w:rFonts w:ascii="Times New Roman" w:hAnsi="Times New Roman" w:eastAsia="Times New Roman" w:cs="Times New Roman"/>
+          <w:sz w:val="28"/>
+          <w:szCs w:val="28"/>
+        </w:rPr>
+      </w:pPr>
+      <w:r>
+        <w:rPr>
+          <w:rFonts w:eastAsia="Times New Roman" w:cs="Times New Roman" w:ascii="Times New Roman" w:hAnsi="Times New Roman"/>
+          <w:b w:val="false"/>
+          <w:bCs/>
+          <w:color w:val="000000"/>
+          <w:sz w:val="28"/>
+          <w:szCs w:val="28"/>
+          <w:shd w:fill="7CFC00" w:val="clear"/>
+        </w:rPr>
+        <w:t>content.py/</w:t>
+      </w:r>
+      <w:r>
+        <w:rPr>
+          <w:rFonts w:eastAsia="Times New Roman" w:cs="Times New Roman" w:ascii="Times New Roman" w:hAnsi="Times New Roman"/>
+          <w:b w:val="false"/>
+          <w:bCs/>
+          <w:color w:val="000000"/>
+          <w:sz w:val="28"/>
+          <w:szCs w:val="28"/>
+          <w:shd w:fill="7CFC00" w:val="clear"/>
+        </w:rPr>
+        <w:t>get_text_to_test_block_1_lawyer</w:t>
+      </w:r>
       <w:r>
         <w:rPr>
           <w:rFonts w:eastAsia="Times New Roman" w:cs="Times New Roman" w:ascii="Times New Roman" w:hAnsi="Times New Roman"/>
@@ -26503,6 +27174,62 @@
         </w:rPr>
         <w:br/>
       </w:r>
+      <w:r>
+        <w:rPr>
+          <w:rFonts w:eastAsia="Times New Roman" w:cs="Times New Roman" w:ascii="Times New Roman" w:hAnsi="Times New Roman"/>
+          <w:b w:val="false"/>
+          <w:bCs/>
+          <w:color w:val="000000"/>
+          <w:kern w:val="0"/>
+          <w:sz w:val="28"/>
+          <w:szCs w:val="28"/>
+          <w:shd w:fill="7CFC00" w:val="clear"/>
+          <w:lang w:val="ru-RU" w:eastAsia="zh-CN" w:bidi="hi-IN"/>
+        </w:rPr>
+        <w:t>test_utils.py/get_final_test_block_</w:t>
+      </w:r>
+      <w:r>
+        <w:rPr>
+          <w:rFonts w:eastAsia="Times New Roman" w:cs="Times New Roman" w:ascii="Times New Roman" w:hAnsi="Times New Roman"/>
+          <w:b w:val="false"/>
+          <w:bCs/>
+          <w:color w:val="000000"/>
+          <w:kern w:val="0"/>
+          <w:sz w:val="28"/>
+          <w:szCs w:val="28"/>
+          <w:shd w:fill="7CFC00" w:val="clear"/>
+          <w:lang w:val="ru-RU" w:eastAsia="zh-CN" w:bidi="hi-IN"/>
+        </w:rPr>
+        <w:t>4</w:t>
+      </w:r>
+      <w:r>
+        <w:rPr>
+          <w:rFonts w:eastAsia="Times New Roman" w:cs="Times New Roman" w:ascii="Times New Roman" w:hAnsi="Times New Roman"/>
+          <w:b w:val="false"/>
+          <w:bCs/>
+          <w:color w:val="000000"/>
+          <w:kern w:val="0"/>
+          <w:sz w:val="28"/>
+          <w:szCs w:val="28"/>
+          <w:shd w:fill="7CFC00" w:val="clear"/>
+          <w:lang w:val="ru-RU" w:eastAsia="zh-CN" w:bidi="hi-IN"/>
+        </w:rPr>
+        <w:t>_lawyer</w:t>
+      </w:r>
+    </w:p>
+    <w:p>
+      <w:pPr>
+        <w:pStyle w:val="normal1"/>
+        <w:jc w:val="center"/>
+        <w:rPr>
+          <w:rFonts w:ascii="Times New Roman" w:hAnsi="Times New Roman" w:eastAsia="Times New Roman" w:cs="Times New Roman"/>
+          <w:sz w:val="24"/>
+          <w:szCs w:val="24"/>
+        </w:rPr>
+      </w:pPr>
+      <w:r>
+        <w:rPr/>
+      </w:r>
     </w:p>
     <w:p>
       <w:pPr>
@@ -30218,13 +30945,54 @@
         </w:rPr>
         <w:t>Сообщение №24</w:t>
       </w:r>
-      <w:r>
-        <w:rPr>
-          <w:rFonts w:eastAsia="Times New Roman" w:cs="Times New Roman" w:ascii="Times New Roman" w:hAnsi="Times New Roman"/>
-          <w:sz w:val="28"/>
-          <w:szCs w:val="28"/>
-        </w:rPr>
-        <w:br/>
+    </w:p>
+    <w:p>
+      <w:pPr>
+        <w:pStyle w:val="normal1"/>
+        <w:jc w:val="center"/>
+        <w:rPr>
+          <w:rFonts w:ascii="Times New Roman" w:hAnsi="Times New Roman" w:eastAsia="Times New Roman" w:cs="Times New Roman"/>
+          <w:b w:val="false"/>
+          <w:bCs/>
+          <w:color w:val="000000"/>
+          <w:sz w:val="28"/>
+          <w:szCs w:val="28"/>
+          <w:highlight w:val="none"/>
+          <w:shd w:fill="7CFC00" w:val="clear"/>
+        </w:rPr>
+      </w:pPr>
+      <w:r>
+        <w:rPr>
+          <w:rFonts w:eastAsia="Times New Roman" w:cs="Times New Roman" w:ascii="Times New Roman" w:hAnsi="Times New Roman"/>
+          <w:b w:val="false"/>
+          <w:bCs/>
+          <w:color w:val="000000"/>
+          <w:sz w:val="28"/>
+          <w:szCs w:val="28"/>
+          <w:shd w:fill="7CFC00" w:val="clear"/>
+        </w:rPr>
+        <w:t>content.py/get_block5_intro_text_lawyer</w:t>
+      </w:r>
+    </w:p>
+    <w:p>
+      <w:pPr>
+        <w:pStyle w:val="normal1"/>
+        <w:spacing w:lineRule="auto" w:line="276"/>
+        <w:jc w:val="center"/>
+        <w:rPr>
+          <w:rFonts w:ascii="Times New Roman" w:hAnsi="Times New Roman" w:eastAsia="Times New Roman" w:cs="Times New Roman"/>
+          <w:b/>
+          <w:bCs/>
+          <w:sz w:val="32"/>
+          <w:szCs w:val="32"/>
+        </w:rPr>
+      </w:pPr>
+      <w:r>
+        <w:rPr>
+          <w:rFonts w:eastAsia="Times New Roman" w:cs="Times New Roman" w:ascii="Times New Roman" w:hAnsi="Times New Roman"/>
+          <w:sz w:val="28"/>
+          <w:szCs w:val="28"/>
+        </w:rPr>
         <w:t>(новое)</w:t>
       </w:r>
     </w:p>
@@ -34655,6 +35423,46 @@
         </w:rPr>
         <w:t>Сообщение №27</w:t>
       </w:r>
+    </w:p>
+    <w:p>
+      <w:pPr>
+        <w:pStyle w:val="normal1"/>
+        <w:jc w:val="center"/>
+        <w:rPr>
+          <w:rFonts w:ascii="Times New Roman" w:hAnsi="Times New Roman" w:eastAsia="Times New Roman" w:cs="Times New Roman"/>
+          <w:b w:val="false"/>
+          <w:bCs/>
+          <w:color w:val="000000"/>
+          <w:sz w:val="28"/>
+          <w:szCs w:val="28"/>
+          <w:highlight w:val="none"/>
+          <w:shd w:fill="7CFC00" w:val="clear"/>
+        </w:rPr>
+      </w:pPr>
+      <w:r>
+        <w:rPr>
+          <w:rFonts w:eastAsia="Times New Roman" w:cs="Times New Roman" w:ascii="Times New Roman" w:hAnsi="Times New Roman"/>
+          <w:b w:val="false"/>
+          <w:bCs/>
+          <w:color w:val="000000"/>
+          <w:sz w:val="28"/>
+          <w:szCs w:val="28"/>
+          <w:shd w:fill="7CFC00" w:val="clear"/>
+        </w:rPr>
+        <w:t>content.py/get_to_final_intro_text_lawyer</w:t>
+      </w:r>
+    </w:p>
+    <w:p>
+      <w:pPr>
+        <w:pStyle w:val="normal1"/>
+        <w:spacing w:lineRule="auto" w:line="276"/>
+        <w:jc w:val="center"/>
+        <w:rPr>
+          <w:rFonts w:ascii="Times New Roman" w:hAnsi="Times New Roman" w:eastAsia="Times New Roman" w:cs="Times New Roman"/>
+          <w:sz w:val="28"/>
+          <w:szCs w:val="28"/>
+        </w:rPr>
+      </w:pPr>
       <w:r>
         <w:rPr>
           <w:rFonts w:eastAsia="Times New Roman" w:cs="Times New Roman" w:ascii="Times New Roman" w:hAnsi="Times New Roman"/>
